--- a/Week5_Security_Audit_Report.docx
+++ b/Week5_Security_Audit_Report.docx
@@ -109,14 +109,14 @@
                 <w:color w:val="1F4E79"/>
                 <w:sz w:val="19"/>
               </w:rPr>
-              <w:t>Audit Standards:</w:t>
+              <w:t>Test Environment:</w:t>
             </w:r>
             <w:r>
               <w:rPr>
                 <w:color w:val="262626"/>
                 <w:sz w:val="19"/>
               </w:rPr>
-              <w:t xml:space="preserve"> OWASP Top 10 / CWE Standard</w:t>
+              <w:t xml:space="preserve"> Python 3.14.7 | pytest 9.1.1</w:t>
             </w:r>
           </w:p>
         </w:tc>
@@ -142,7 +142,7 @@
                 <w:color w:val="262626"/>
                 <w:sz w:val="19"/>
               </w:rPr>
-              <w:t xml:space="preserve"> 100% Vulnerability Remediation Passed</w:t>
+              <w:t xml:space="preserve"> 2/2 Tests Passed (100% Success)</w:t>
             </w:r>
           </w:p>
         </w:tc>
@@ -691,8 +691,51 @@
     </w:p>
     <w:p>
       <w:r>
-        <w:t>Automated unit tests were developed using `pytest` inside `test_security.py`. Exploit payloads targeting SQL injection and command execution were issued against `secure_app.py`. All tests passed successfully, confirming that malicious input strings were neutralized as literal data without triggering computational errors or unauthorized system access.</w:t>
+        <w:t>Automated unit tests were developed using `pytest` inside `test_security.py` (executed on Python 3.14.7, pytest-9.1.1, pluggy-1.6.0, pytest-cov-7.1.0). Exploit payloads targeting SQL injection (`admin' OR '1'='1`) and command injection (`127.0.0.1; cat /etc/passwd`) were issued against `secure_app.py`. Both test cases passed in 1.00s with 100% success rate, confirming complete vulnerability neutralization.</w:t>
       </w:r>
+    </w:p>
+    <w:tbl>
+      <w:tblPr>
+        <w:tblW w:type="auto" w:w="0"/>
+        <w:jc w:val="center"/>
+        <w:tblLayout w:type="fixed"/>
+        <w:tblLook w:firstColumn="1" w:firstRow="1" w:lastColumn="0" w:lastRow="0" w:noHBand="0" w:noVBand="1" w:val="04A0"/>
+      </w:tblPr>
+      <w:tblGrid>
+        <w:gridCol w:w="9936"/>
+      </w:tblGrid>
+      <w:tr>
+        <w:tc>
+          <w:tcPr>
+            <w:tcW w:type="dxa" w:w="9504"/>
+            <w:shd w:fill="F2F4F7"/>
+          </w:tcPr>
+          <w:p>
+            <w:pPr>
+              <w:spacing w:before="80" w:after="80"/>
+            </w:pPr>
+            <w:r>
+              <w:rPr>
+                <w:rFonts w:ascii="Consolas" w:hAnsi="Consolas"/>
+                <w:color w:val="262626"/>
+                <w:sz w:val="18"/>
+              </w:rPr>
+              <w:t>pytest test_security.py -v Execution Log:</w:t>
+              <w:br/>
+              <w:t>• test_security.py::test_sql_injection_mitigation PASSED [ 50%]</w:t>
+              <w:br/>
+              <w:t>• test_security.py::test_command_injection_mitigation PASSED [100%]</w:t>
+              <w:br/>
+              <w:t>Result: 2 passed in 1.00s</w:t>
+            </w:r>
+          </w:p>
+        </w:tc>
+      </w:tr>
+    </w:tbl>
+    <w:p>
+      <w:pPr>
+        <w:spacing w:after="80"/>
+      </w:pPr>
     </w:p>
     <w:p>
       <w:pPr>
